--- a/Filings/Discovery/InitialDisclosure/Plaintiffs_Initial_Disclosures.docx
+++ b/Filings/Discovery/InitialDisclosure/Plaintiffs_Initial_Disclosures.docx
@@ -1287,6 +1287,42 @@
       <w:pPr>
         <w:spacing w:after="0" w:before="0" w:line="240" w:lineRule="auto"/>
       </w:pPr>
+      <w:r>
+        <w:rPr>
+          <w:b w:val="0"/>
+          <w:i w:val="0"/>
+        </w:rPr>
+        <w:t>17756 George Moran Dr., Eden Prairie, MN 55347</w:t>
+      </w:r>
+    </w:p>
+    <w:p>
+      <w:pPr>
+        <w:spacing w:after="0" w:before="0" w:line="240" w:lineRule="auto"/>
+      </w:pPr>
+      <w:r>
+        <w:rPr>
+          <w:b w:val="0"/>
+          <w:i w:val="0"/>
+        </w:rPr>
+        <w:t>Telephone: 763-843-2859</w:t>
+      </w:r>
+    </w:p>
+    <w:p>
+      <w:pPr>
+        <w:spacing w:after="0" w:before="0" w:line="240" w:lineRule="auto"/>
+      </w:pPr>
+      <w:r>
+        <w:rPr>
+          <w:b w:val="0"/>
+          <w:i w:val="0"/>
+        </w:rPr>
+        <w:t>Email: bill_y_lu@yahoo.com</w:t>
+      </w:r>
+    </w:p>
+    <w:p>
+      <w:pPr>
+        <w:spacing w:after="0" w:before="0" w:line="240" w:lineRule="auto"/>
+      </w:pPr>
     </w:p>
     <w:p>
       <w:pPr>
@@ -1333,7 +1369,19 @@
           <w:b w:val="0"/>
           <w:i w:val="0"/>
         </w:rPr>
-        <w:t>Telephone: ______________   Email: ______________</w:t>
+        <w:t>Telephone: 763-843-2860</w:t>
+      </w:r>
+    </w:p>
+    <w:p>
+      <w:pPr>
+        <w:spacing w:after="0" w:before="0" w:line="240" w:lineRule="auto"/>
+      </w:pPr>
+      <w:r>
+        <w:rPr>
+          <w:b w:val="0"/>
+          <w:i w:val="0"/>
+        </w:rPr>
+        <w:t>Email: jie_h_hu@yahoo.com</w:t>
       </w:r>
     </w:p>
     <w:p>
@@ -1363,7 +1411,7 @@
           <w:b w:val="0"/>
           <w:i w:val="0"/>
         </w:rPr>
-        <w:t>The undersigned certifies that on ______________, 2026, a true and correct copy of Plaintiffs’ Initial Disclosures was served upon Defendant, through its attorneys of record, by ______________ [e-service through the Minnesota eFS system / email / U.S. Mail], in accordance with Minn. R. Civ. P. 5. These disclosures are served, not filed, in accordance with Minn. R. Civ. P. 5.04.</w:t>
+        <w:t>The undersigned certifies that on ______________, 2026, a true and correct copy of Plaintiffs’ Initial Disclosures was served upon Defendant, through its attorneys of record, by ______________ [e-service through the Minnesota eFS system / email / U.S. Mail], in accordance with Minn. R. Civ. P. 5. These disclosures are served, not filed, in accordance with Minn. R. Civ. P. 5.04(b).</w:t>
       </w:r>
     </w:p>
     <w:p>

--- a/Filings/Discovery/InitialDisclosure/Plaintiffs_Initial_Disclosures.docx
+++ b/Filings/Discovery/InitialDisclosure/Plaintiffs_Initial_Disclosures.docx
@@ -678,14 +678,15 @@
     </w:p>
     <w:p>
       <w:pPr>
-        <w:spacing w:after="120" w:before="0" w:line="240" w:lineRule="auto"/>
-        <w:ind w:left="720" w:hanging="360"/>
+        <w:spacing w:after="160" w:before="0" w:line="240" w:lineRule="auto"/>
+        <w:ind w:left="720" w:hanging="720"/>
       </w:pPr>
       <w:r>
         <w:rPr>
           <w:b/>
         </w:rPr>
-        <w:t xml:space="preserve">1.  </w:t>
+        <w:t>1.</w:t>
+        <w:tab/>
       </w:r>
       <w:r>
         <w:t>The homeowner’s Policy 98055-49-65, including the Declarations and all endorsements.</w:t>
@@ -693,14 +694,15 @@
     </w:p>
     <w:p>
       <w:pPr>
-        <w:spacing w:after="120" w:before="0" w:line="240" w:lineRule="auto"/>
-        <w:ind w:left="720" w:hanging="360"/>
+        <w:spacing w:after="160" w:before="0" w:line="240" w:lineRule="auto"/>
+        <w:ind w:left="720" w:hanging="720"/>
       </w:pPr>
       <w:r>
         <w:rPr>
           <w:b/>
         </w:rPr>
-        <w:t xml:space="preserve">2.  </w:t>
+        <w:t>2.</w:t>
+        <w:tab/>
       </w:r>
       <w:r>
         <w:t>The Farmers claim-file correspondence for claim 7007986837-1-1, including the September 3, 2024 and November 4, 2024 denial letters and related communications.</w:t>
@@ -708,14 +710,15 @@
     </w:p>
     <w:p>
       <w:pPr>
-        <w:spacing w:after="120" w:before="0" w:line="240" w:lineRule="auto"/>
-        <w:ind w:left="720" w:hanging="360"/>
+        <w:spacing w:after="160" w:before="0" w:line="240" w:lineRule="auto"/>
+        <w:ind w:left="720" w:hanging="720"/>
       </w:pPr>
       <w:r>
         <w:rPr>
           <w:b/>
         </w:rPr>
-        <w:t xml:space="preserve">3.  </w:t>
+        <w:t>3.</w:t>
+        <w:tab/>
       </w:r>
       <w:r>
         <w:t>The Prieve Engineering report (File #241008) and its Photo Appendix A.</w:t>
@@ -723,14 +726,15 @@
     </w:p>
     <w:p>
       <w:pPr>
-        <w:spacing w:after="120" w:before="0" w:line="240" w:lineRule="auto"/>
-        <w:ind w:left="720" w:hanging="360"/>
+        <w:spacing w:after="160" w:before="0" w:line="240" w:lineRule="auto"/>
+        <w:ind w:left="720" w:hanging="720"/>
       </w:pPr>
       <w:r>
         <w:rPr>
           <w:b/>
         </w:rPr>
-        <w:t xml:space="preserve">4.  </w:t>
+        <w:t>4.</w:t>
+        <w:tab/>
       </w:r>
       <w:r>
         <w:t>The September 12, 2025 appraisal award, the August 3, 2025 appraisal demand, and Plaintiffs’ sworn statement in proof of loss.</w:t>
@@ -738,14 +742,15 @@
     </w:p>
     <w:p>
       <w:pPr>
-        <w:spacing w:after="120" w:before="0" w:line="240" w:lineRule="auto"/>
-        <w:ind w:left="720" w:hanging="360"/>
+        <w:spacing w:after="160" w:before="0" w:line="240" w:lineRule="auto"/>
+        <w:ind w:left="720" w:hanging="720"/>
       </w:pPr>
       <w:r>
         <w:rPr>
           <w:b/>
         </w:rPr>
-        <w:t xml:space="preserve">5.  </w:t>
+        <w:t>5.</w:t>
+        <w:tab/>
       </w:r>
       <w:r>
         <w:t>Weather documentation for July 13–14, 2024, including National Weather Service / NOAA materials, Eden Prairie ASOS data, stormersite data, and Interactive Hail Maps data.</w:t>
@@ -753,14 +758,15 @@
     </w:p>
     <w:p>
       <w:pPr>
-        <w:spacing w:after="120" w:before="0" w:line="240" w:lineRule="auto"/>
-        <w:ind w:left="720" w:hanging="360"/>
+        <w:spacing w:after="160" w:before="0" w:line="240" w:lineRule="auto"/>
+        <w:ind w:left="720" w:hanging="720"/>
       </w:pPr>
       <w:r>
         <w:rPr>
           <w:b/>
         </w:rPr>
-        <w:t xml:space="preserve">6.  </w:t>
+        <w:t>6.</w:t>
+        <w:tab/>
       </w:r>
       <w:r>
         <w:t>Photographs of the damage to the Property.</w:t>
@@ -768,14 +774,15 @@
     </w:p>
     <w:p>
       <w:pPr>
-        <w:spacing w:after="120" w:before="0" w:line="240" w:lineRule="auto"/>
-        <w:ind w:left="720" w:hanging="360"/>
+        <w:spacing w:after="160" w:before="0" w:line="240" w:lineRule="auto"/>
+        <w:ind w:left="720" w:hanging="720"/>
       </w:pPr>
       <w:r>
         <w:rPr>
           <w:b/>
         </w:rPr>
-        <w:t xml:space="preserve">7.  </w:t>
+        <w:t>7.</w:t>
+        <w:tab/>
       </w:r>
       <w:r>
         <w:t>The 2020 claim-file materials (claim 3013539499-1), including the Xactimate estimate, building-loss worksheet, and settlement notice, to the extent in Plaintiffs’ possession.</w:t>
@@ -783,14 +790,15 @@
     </w:p>
     <w:p>
       <w:pPr>
-        <w:spacing w:after="120" w:before="0" w:line="240" w:lineRule="auto"/>
-        <w:ind w:left="720" w:hanging="360"/>
+        <w:spacing w:after="160" w:before="0" w:line="240" w:lineRule="auto"/>
+        <w:ind w:left="720" w:hanging="720"/>
       </w:pPr>
       <w:r>
         <w:rPr>
           <w:b/>
         </w:rPr>
-        <w:t xml:space="preserve">8.  </w:t>
+        <w:t>8.</w:t>
+        <w:tab/>
       </w:r>
       <w:r>
         <w:t>Contractor estimates, including the Pure Construction / Pella Reserve window-replacement estimate (Quote #19678463) and siding estimates.</w:t>
@@ -798,14 +806,15 @@
     </w:p>
     <w:p>
       <w:pPr>
-        <w:spacing w:after="120" w:before="0" w:line="240" w:lineRule="auto"/>
-        <w:ind w:left="720" w:hanging="360"/>
+        <w:spacing w:after="160" w:before="0" w:line="240" w:lineRule="auto"/>
+        <w:ind w:left="720" w:hanging="720"/>
       </w:pPr>
       <w:r>
         <w:rPr>
           <w:b/>
         </w:rPr>
-        <w:t xml:space="preserve">9.  </w:t>
+        <w:t>9.</w:t>
+        <w:tab/>
       </w:r>
       <w:r>
         <w:t>Plaintiffs’ canvass of neighboring homeowners.</w:t>
@@ -813,14 +822,15 @@
     </w:p>
     <w:p>
       <w:pPr>
-        <w:spacing w:after="120" w:before="0" w:line="240" w:lineRule="auto"/>
-        <w:ind w:left="720" w:hanging="360"/>
+        <w:spacing w:after="160" w:before="0" w:line="240" w:lineRule="auto"/>
+        <w:ind w:left="720" w:hanging="720"/>
       </w:pPr>
       <w:r>
         <w:rPr>
           <w:b/>
         </w:rPr>
-        <w:t xml:space="preserve">10.  </w:t>
+        <w:t>10.</w:t>
+        <w:tab/>
       </w:r>
       <w:r>
         <w:t>City of Eden Prairie building-permit records obtained by Plaintiffs.</w:t>
@@ -828,14 +838,15 @@
     </w:p>
     <w:p>
       <w:pPr>
-        <w:spacing w:after="120" w:before="0" w:line="240" w:lineRule="auto"/>
-        <w:ind w:left="720" w:hanging="360"/>
+        <w:spacing w:after="160" w:before="0" w:line="240" w:lineRule="auto"/>
+        <w:ind w:left="720" w:hanging="720"/>
       </w:pPr>
       <w:r>
         <w:rPr>
           <w:b/>
         </w:rPr>
-        <w:t xml:space="preserve">11.  </w:t>
+        <w:t>11.</w:t>
+        <w:tab/>
       </w:r>
       <w:r>
         <w:t>Correspondence with Farmers’ agent (Peter Pietila), the Minnesota Department of Commerce (Complaint ID 93547), and the Minnesota Attorney General’s Office.</w:t>
@@ -843,14 +854,15 @@
     </w:p>
     <w:p>
       <w:pPr>
-        <w:spacing w:after="120" w:before="0" w:line="240" w:lineRule="auto"/>
-        <w:ind w:left="720" w:hanging="360"/>
+        <w:spacing w:after="160" w:before="0" w:line="240" w:lineRule="auto"/>
+        <w:ind w:left="720" w:hanging="720"/>
       </w:pPr>
       <w:r>
         <w:rPr>
           <w:b/>
         </w:rPr>
-        <w:t xml:space="preserve">12.  </w:t>
+        <w:t>12.</w:t>
+        <w:tab/>
       </w:r>
       <w:r>
         <w:t>Plaintiffs’ communication logs.</w:t>
@@ -1407,40 +1419,174 @@
         <w:spacing w:after="160" w:before="0" w:line="240" w:lineRule="auto"/>
       </w:pPr>
       <w:r>
-        <w:rPr>
-          <w:b w:val="0"/>
-          <w:i w:val="0"/>
-        </w:rPr>
-        <w:t>The undersigned certifies that on ______________, 2026, a true and correct copy of Plaintiffs’ Initial Disclosures was served upon Defendant, through its attorneys of record, by ______________ [e-service through the Minnesota eFS system / email / U.S. Mail], in accordance with Minn. R. Civ. P. 5. These disclosures are served, not filed, in accordance with Minn. R. Civ. P. 5.04(b).</w:t>
+        <w:rPr/>
+        <w:t>I, Yibiao Lu, state and declare as follows:</w:t>
       </w:r>
     </w:p>
     <w:p>
       <w:pPr>
-        <w:spacing w:after="0" w:before="0" w:line="240" w:lineRule="auto"/>
-      </w:pPr>
-    </w:p>
-    <w:p>
-      <w:pPr>
-        <w:spacing w:after="0" w:before="0" w:line="240" w:lineRule="auto"/>
+        <w:spacing w:after="160" w:before="0" w:line="240" w:lineRule="auto"/>
+        <w:ind w:left="720" w:hanging="720"/>
       </w:pPr>
       <w:r>
-        <w:rPr>
-          <w:b w:val="0"/>
-          <w:i w:val="0"/>
-        </w:rPr>
-        <w:t>______________________________</w:t>
+        <w:rPr/>
+        <w:t>1.</w:t>
+        <w:tab/>
+        <w:t>I am over the age of 18 years and a Plaintiff in this action. I personally made the service described below by United States mail. Service of documents after the original summons may be made by a party by mail under Minn. R. Civ. P. 5.02, and such service by mail is complete upon mailing.</w:t>
       </w:r>
     </w:p>
     <w:p>
       <w:pPr>
-        <w:spacing w:after="0" w:before="0" w:line="240" w:lineRule="auto"/>
+        <w:spacing w:after="160" w:before="0" w:line="240" w:lineRule="auto"/>
+        <w:ind w:left="720" w:hanging="720"/>
+      </w:pPr>
+      <w:r>
+        <w:rPr/>
+        <w:t>2.</w:t>
+        <w:tab/>
+        <w:t xml:space="preserve">On ______________, 2026, I served a true and correct copy of </w:t>
+      </w:r>
+      <w:r>
+        <w:rPr>
+          <w:i/>
+        </w:rPr>
+        <w:t>Plaintiffs’ Initial Disclosures</w:t>
+      </w:r>
+      <w:r>
+        <w:rPr/>
+        <w:t xml:space="preserve"> upon Defendant's counsel of record by depositing it in the United States mail at Eden Prairie, Minnesota, in a sealed envelope with postage prepaid, addressed as follows:</w:t>
+      </w:r>
+    </w:p>
+    <w:p>
+      <w:pPr>
+        <w:spacing w:after="80" w:before="0" w:line="240" w:lineRule="auto"/>
+        <w:ind w:left="1080"/>
+      </w:pPr>
+      <w:r>
+        <w:rPr/>
+        <w:t>Kevin J. Kennedy (#193872)</w:t>
+      </w:r>
+    </w:p>
+    <w:p>
+      <w:pPr>
+        <w:spacing w:after="80" w:before="0" w:line="240" w:lineRule="auto"/>
+        <w:ind w:left="1080"/>
+      </w:pPr>
+      <w:r>
+        <w:rPr/>
+        <w:t>Mary J. Baskfield (#0314572)</w:t>
+      </w:r>
+    </w:p>
+    <w:p>
+      <w:pPr>
+        <w:spacing w:after="80" w:before="0" w:line="240" w:lineRule="auto"/>
+        <w:ind w:left="1080"/>
+      </w:pPr>
+      <w:r>
+        <w:rPr/>
+        <w:t>KENNEDY LAW FIRM P.C.</w:t>
+      </w:r>
+    </w:p>
+    <w:p>
+      <w:pPr>
+        <w:spacing w:after="80" w:before="0" w:line="240" w:lineRule="auto"/>
+        <w:ind w:left="1080"/>
+      </w:pPr>
+      <w:r>
+        <w:rPr/>
+        <w:t>7616 Currell Blvd., Suite 270</w:t>
+      </w:r>
+    </w:p>
+    <w:p>
+      <w:pPr>
+        <w:spacing w:after="80" w:before="0" w:line="240" w:lineRule="auto"/>
+        <w:ind w:left="1080"/>
+      </w:pPr>
+      <w:r>
+        <w:rPr/>
+        <w:t>Woodbury, MN 55125</w:t>
+      </w:r>
+    </w:p>
+    <w:p>
+      <w:pPr>
+        <w:spacing w:after="80" w:before="0" w:line="240" w:lineRule="auto"/>
+        <w:ind w:left="1080"/>
       </w:pPr>
       <w:r>
         <w:rPr>
-          <w:b w:val="0"/>
-          <w:i w:val="0"/>
+          <w:i/>
         </w:rPr>
-        <w:t>Yibiao Lu, Plaintiff pro se</w:t>
+        <w:t>Counsel for Defendant Fire Insurance Exchange</w:t>
+      </w:r>
+    </w:p>
+    <w:p>
+      <w:pPr>
+        <w:spacing w:after="160" w:before="0" w:line="240" w:lineRule="auto"/>
+        <w:ind w:left="720" w:hanging="720"/>
+      </w:pPr>
+      <w:r>
+        <w:rPr/>
+        <w:t>3.</w:t>
+        <w:tab/>
+        <w:t>These disclosures are served, not filed, in accordance with Minn. R. Civ. P. 5.04(b).</w:t>
+      </w:r>
+    </w:p>
+    <w:p>
+      <w:pPr>
+        <w:spacing w:after="160" w:before="0" w:line="240" w:lineRule="auto"/>
+      </w:pPr>
+      <w:r>
+        <w:rPr/>
+        <w:t>I declare under penalty of perjury that everything I have stated in this document is true and correct. Minn. Stat. § 358.116.</w:t>
+      </w:r>
+    </w:p>
+    <w:p>
+      <w:pPr>
+        <w:spacing w:after="160" w:before="0" w:line="240" w:lineRule="auto"/>
+      </w:pPr>
+      <w:r>
+        <w:rPr/>
+        <w:t>Dated: ______________, 2026, at Eden Prairie, Hennepin County, Minnesota.</w:t>
+      </w:r>
+    </w:p>
+    <w:p>
+      <w:pPr>
+        <w:spacing w:after="160" w:before="0" w:line="240" w:lineRule="auto"/>
+      </w:pPr>
+      <w:r>
+        <w:rPr/>
+        <w:t>____________________________________</w:t>
+      </w:r>
+    </w:p>
+    <w:p>
+      <w:pPr>
+        <w:spacing w:after="160" w:before="0" w:line="240" w:lineRule="auto"/>
+      </w:pPr>
+      <w:r>
+        <w:rPr>
+          <w:i/>
+        </w:rPr>
+        <w:t>Signature of person who served the documents</w:t>
+      </w:r>
+    </w:p>
+    <w:p>
+      <w:pPr>
+        <w:spacing w:after="160" w:before="0" w:line="240" w:lineRule="auto"/>
+      </w:pPr>
+      <w:r>
+        <w:rPr/>
+        <w:t>Yibiao Lu</w:t>
+      </w:r>
+    </w:p>
+    <w:p>
+      <w:pPr>
+        <w:spacing w:after="160" w:before="0" w:line="240" w:lineRule="auto"/>
+      </w:pPr>
+      <w:r>
+        <w:rPr>
+          <w:i/>
+        </w:rPr>
+        <w:t>Printed name</w:t>
       </w:r>
     </w:p>
     <w:sectPr>

--- a/Filings/Discovery/InitialDisclosure/Plaintiffs_Initial_Disclosures.docx
+++ b/Filings/Discovery/InitialDisclosure/Plaintiffs_Initial_Disclosures.docx
@@ -1258,18 +1258,6 @@
       <w:pPr>
         <w:spacing w:after="0" w:before="0" w:line="240" w:lineRule="auto"/>
       </w:pPr>
-      <w:r>
-        <w:rPr>
-          <w:b w:val="0"/>
-          <w:i w:val="0"/>
-        </w:rPr>
-        <w:t>Respectfully submitted,</w:t>
-      </w:r>
-    </w:p>
-    <w:p>
-      <w:pPr>
-        <w:spacing w:after="0" w:before="0" w:line="240" w:lineRule="auto"/>
-      </w:pPr>
     </w:p>
     <w:p>
       <w:pPr>
